--- a/contest/03_小白也能懂_功能原理与数据意义.docx
+++ b/contest/03_小白也能懂_功能原理与数据意义.docx
@@ -28,7 +28,7 @@
     </w:p>
     <w:p>
       <w:r>
-        <w:t>生成日期：2026-10-07　作者：Author</w:t>
+        <w:t>生成日期：2026-10-07　作者：William-Trader</w:t>
       </w:r>
     </w:p>
     <w:p>
